--- a/22_Развёртывание_программ/Макарчук_22_Развёртывание_программ.docx
+++ b/22_Развёртывание_программ/Макарчук_22_Развёртывание_программ.docx
@@ -153,7 +153,6 @@
           <w:color w:val="000000"/>
           <w:sz w:val="28"/>
           <w:szCs w:val="28"/>
-          <w:lang w:val="en-US"/>
         </w:rPr>
       </w:pPr>
       <w:r>
@@ -189,7 +188,6 @@
           <w:color w:val="000000"/>
           <w:sz w:val="28"/>
           <w:szCs w:val="28"/>
-          <w:lang w:val="en-US"/>
         </w:rPr>
       </w:pPr>
       <w:r>
@@ -205,7 +203,6 @@
           <w:color w:val="000000"/>
           <w:sz w:val="28"/>
           <w:szCs w:val="28"/>
-          <w:lang w:val="en-US"/>
         </w:rPr>
         <w:t xml:space="preserve"> </w:t>
       </w:r>
@@ -222,7 +219,6 @@
           <w:color w:val="000000"/>
           <w:sz w:val="28"/>
           <w:szCs w:val="28"/>
-          <w:lang w:val="en-US"/>
         </w:rPr>
         <w:t>:</w:t>
       </w:r>
@@ -578,6 +574,7 @@
           <w:color w:val="000000" w:themeColor="text1"/>
           <w:sz w:val="28"/>
           <w:szCs w:val="28"/>
+          <w:lang w:val="en-US"/>
         </w:rPr>
       </w:pPr>
       <w:r>
@@ -900,6 +897,7 @@
           <w:color w:val="000000" w:themeColor="text1"/>
           <w:sz w:val="28"/>
           <w:szCs w:val="28"/>
+          <w:lang w:val="en-US"/>
         </w:rPr>
       </w:pPr>
       <w:proofErr w:type="spellStart"/>
@@ -967,6 +965,7 @@
           <w:color w:val="000000" w:themeColor="text1"/>
           <w:sz w:val="28"/>
           <w:szCs w:val="28"/>
+          <w:lang w:val="en-US"/>
         </w:rPr>
       </w:pPr>
       <w:proofErr w:type="spellStart"/>
@@ -1068,6 +1067,7 @@
           <w:color w:val="000000" w:themeColor="text1"/>
           <w:sz w:val="28"/>
           <w:szCs w:val="28"/>
+          <w:lang w:val="en-US"/>
         </w:rPr>
       </w:pPr>
       <w:proofErr w:type="spellStart"/>
@@ -1180,6 +1180,7 @@
           <w:color w:val="000000" w:themeColor="text1"/>
           <w:sz w:val="28"/>
           <w:szCs w:val="28"/>
+          <w:lang w:val="en-US"/>
         </w:rPr>
       </w:pPr>
       <w:proofErr w:type="spellStart"/>
@@ -1236,6 +1237,7 @@
           <w:color w:val="000000" w:themeColor="text1"/>
           <w:sz w:val="28"/>
           <w:szCs w:val="28"/>
+          <w:lang w:val="en-US"/>
         </w:rPr>
       </w:pPr>
       <w:r>
@@ -1363,6 +1365,7 @@
           <w:color w:val="000000" w:themeColor="text1"/>
           <w:sz w:val="28"/>
           <w:szCs w:val="28"/>
+          <w:lang w:val="en-US"/>
         </w:rPr>
       </w:pPr>
       <w:r>
@@ -1545,17 +1548,32 @@
           <w:color w:val="000000" w:themeColor="text1"/>
           <w:sz w:val="28"/>
           <w:szCs w:val="28"/>
-          <w:lang w:val="en-US"/>
-        </w:rPr>
-      </w:pPr>
-      <w:r>
-        <w:rPr>
-          <w:color w:val="000000" w:themeColor="text1"/>
-          <w:sz w:val="28"/>
-          <w:szCs w:val="28"/>
-          <w:lang w:val="en-US"/>
-        </w:rPr>
-        <w:t>[Files]</w:t>
+        </w:rPr>
+      </w:pPr>
+      <w:r>
+        <w:rPr>
+          <w:color w:val="000000" w:themeColor="text1"/>
+          <w:sz w:val="28"/>
+          <w:szCs w:val="28"/>
+        </w:rPr>
+        <w:t>[</w:t>
+      </w:r>
+      <w:r>
+        <w:rPr>
+          <w:color w:val="000000" w:themeColor="text1"/>
+          <w:sz w:val="28"/>
+          <w:szCs w:val="28"/>
+          <w:lang w:val="en-US"/>
+        </w:rPr>
+        <w:t>Files</w:t>
+      </w:r>
+      <w:r>
+        <w:rPr>
+          <w:color w:val="000000" w:themeColor="text1"/>
+          <w:sz w:val="28"/>
+          <w:szCs w:val="28"/>
+        </w:rPr>
+        <w:t>]</w:t>
       </w:r>
     </w:p>
     <w:p>
@@ -1568,24 +1586,117 @@
           <w:color w:val="000000" w:themeColor="text1"/>
           <w:sz w:val="28"/>
           <w:szCs w:val="28"/>
-          <w:lang w:val="en-US"/>
-        </w:rPr>
-      </w:pPr>
-      <w:r>
-        <w:rPr>
-          <w:color w:val="000000" w:themeColor="text1"/>
-          <w:sz w:val="28"/>
-          <w:szCs w:val="28"/>
-          <w:lang w:val="en-US"/>
-        </w:rPr>
-        <w:t>Source: "C:\Users\Шимабха\Desktop\Практика_КПиЯП\15_Многопользовательское_прило</w:t>
-      </w:r>
-      <w:r>
-        <w:rPr>
-          <w:color w:val="000000" w:themeColor="text1"/>
-          <w:sz w:val="28"/>
-          <w:szCs w:val="28"/>
-          <w:lang w:val="en-US"/>
+        </w:rPr>
+      </w:pPr>
+      <w:r>
+        <w:rPr>
+          <w:color w:val="000000" w:themeColor="text1"/>
+          <w:sz w:val="28"/>
+          <w:szCs w:val="28"/>
+          <w:lang w:val="en-US"/>
+        </w:rPr>
+        <w:t>Source</w:t>
+      </w:r>
+      <w:r>
+        <w:rPr>
+          <w:color w:val="000000" w:themeColor="text1"/>
+          <w:sz w:val="28"/>
+          <w:szCs w:val="28"/>
+        </w:rPr>
+        <w:t>: "</w:t>
+      </w:r>
+      <w:r>
+        <w:rPr>
+          <w:color w:val="000000" w:themeColor="text1"/>
+          <w:sz w:val="28"/>
+          <w:szCs w:val="28"/>
+          <w:lang w:val="en-US"/>
+        </w:rPr>
+        <w:t>C</w:t>
+      </w:r>
+      <w:r>
+        <w:rPr>
+          <w:color w:val="000000" w:themeColor="text1"/>
+          <w:sz w:val="28"/>
+          <w:szCs w:val="28"/>
+        </w:rPr>
+        <w:t>:\</w:t>
+      </w:r>
+      <w:r>
+        <w:rPr>
+          <w:color w:val="000000" w:themeColor="text1"/>
+          <w:sz w:val="28"/>
+          <w:szCs w:val="28"/>
+          <w:lang w:val="en-US"/>
+        </w:rPr>
+        <w:t>Users</w:t>
+      </w:r>
+      <w:r>
+        <w:rPr>
+          <w:color w:val="000000" w:themeColor="text1"/>
+          <w:sz w:val="28"/>
+          <w:szCs w:val="28"/>
+        </w:rPr>
+        <w:t>\</w:t>
+      </w:r>
+      <w:proofErr w:type="spellStart"/>
+      <w:r>
+        <w:rPr>
+          <w:color w:val="000000" w:themeColor="text1"/>
+          <w:sz w:val="28"/>
+          <w:szCs w:val="28"/>
+        </w:rPr>
+        <w:t>Шимабха</w:t>
+      </w:r>
+      <w:proofErr w:type="spellEnd"/>
+      <w:r>
+        <w:rPr>
+          <w:color w:val="000000" w:themeColor="text1"/>
+          <w:sz w:val="28"/>
+          <w:szCs w:val="28"/>
+        </w:rPr>
+        <w:t>\</w:t>
+      </w:r>
+      <w:r>
+        <w:rPr>
+          <w:color w:val="000000" w:themeColor="text1"/>
+          <w:sz w:val="28"/>
+          <w:szCs w:val="28"/>
+          <w:lang w:val="en-US"/>
+        </w:rPr>
+        <w:t>Desktop</w:t>
+      </w:r>
+      <w:r>
+        <w:rPr>
+          <w:color w:val="000000" w:themeColor="text1"/>
+          <w:sz w:val="28"/>
+          <w:szCs w:val="28"/>
+        </w:rPr>
+        <w:t>\</w:t>
+      </w:r>
+      <w:proofErr w:type="spellStart"/>
+      <w:r>
+        <w:rPr>
+          <w:color w:val="000000" w:themeColor="text1"/>
+          <w:sz w:val="28"/>
+          <w:szCs w:val="28"/>
+        </w:rPr>
+        <w:t>Практика_КПиЯП</w:t>
+      </w:r>
+      <w:proofErr w:type="spellEnd"/>
+      <w:r>
+        <w:rPr>
+          <w:color w:val="000000" w:themeColor="text1"/>
+          <w:sz w:val="28"/>
+          <w:szCs w:val="28"/>
+        </w:rPr>
+        <w:t>\15_Многопользовательское_прило</w:t>
+      </w:r>
+      <w:r>
+        <w:rPr>
+          <w:color w:val="000000" w:themeColor="text1"/>
+          <w:sz w:val="28"/>
+          <w:szCs w:val="28"/>
         </w:rPr>
         <w:br w:type="page"/>
       </w:r>
@@ -1600,6 +1711,7 @@
           <w:color w:val="000000" w:themeColor="text1"/>
           <w:sz w:val="28"/>
           <w:szCs w:val="28"/>
+          <w:lang w:val="en-US"/>
         </w:rPr>
       </w:pPr>
       <w:proofErr w:type="spellStart"/>
@@ -1731,6 +1843,7 @@
           <w:color w:val="000000" w:themeColor="text1"/>
           <w:sz w:val="28"/>
           <w:szCs w:val="28"/>
+          <w:lang w:val="en-US"/>
         </w:rPr>
       </w:pPr>
       <w:r>
@@ -1935,9 +2048,8 @@
           <w:color w:val="000000"/>
           <w:sz w:val="28"/>
           <w:szCs w:val="28"/>
-          <w:lang w:val="en-US"/>
-        </w:rPr>
-        <w:t>1</w:t>
+        </w:rPr>
+        <w:t>2</w:t>
       </w:r>
       <w:r>
         <w:rPr>
@@ -2218,6 +2330,7 @@
       </w:pPr>
       <w:r>
         <w:rPr>
+          <w:noProof/>
           <w:color w:val="000000"/>
           <w:sz w:val="28"/>
           <w:szCs w:val="28"/>
@@ -3249,7 +3362,14 @@
                               <w:sz w:val="28"/>
                               <w:szCs w:val="28"/>
                             </w:rPr>
-                            <w:t>25</w:t>
+                            <w:t>2</w:t>
+                          </w:r>
+                          <w:r>
+                            <w:rPr>
+                              <w:sz w:val="28"/>
+                              <w:szCs w:val="28"/>
+                            </w:rPr>
+                            <w:t>6</w:t>
                           </w:r>
                           <w:r>
                             <w:rPr>
@@ -3367,7 +3487,14 @@
                         <w:sz w:val="28"/>
                         <w:szCs w:val="28"/>
                       </w:rPr>
-                      <w:t>25</w:t>
+                      <w:t>2</w:t>
+                    </w:r>
+                    <w:r>
+                      <w:rPr>
+                        <w:sz w:val="28"/>
+                        <w:szCs w:val="28"/>
+                      </w:rPr>
+                      <w:t>6</w:t>
                     </w:r>
                     <w:r>
                       <w:rPr>
@@ -6662,7 +6789,21 @@
                               <w:sz w:val="28"/>
                               <w:szCs w:val="28"/>
                             </w:rPr>
-                            <w:t>25.</w:t>
+                            <w:t>2</w:t>
+                          </w:r>
+                          <w:r>
+                            <w:rPr>
+                              <w:sz w:val="28"/>
+                              <w:szCs w:val="28"/>
+                            </w:rPr>
+                            <w:t>6</w:t>
+                          </w:r>
+                          <w:r>
+                            <w:rPr>
+                              <w:sz w:val="28"/>
+                              <w:szCs w:val="28"/>
+                            </w:rPr>
+                            <w:t>.</w:t>
                           </w:r>
                           <w:r>
                             <w:rPr>
@@ -6776,7 +6917,21 @@
                         <w:sz w:val="28"/>
                         <w:szCs w:val="28"/>
                       </w:rPr>
-                      <w:t>25.</w:t>
+                      <w:t>2</w:t>
+                    </w:r>
+                    <w:r>
+                      <w:rPr>
+                        <w:sz w:val="28"/>
+                        <w:szCs w:val="28"/>
+                      </w:rPr>
+                      <w:t>6</w:t>
+                    </w:r>
+                    <w:r>
+                      <w:rPr>
+                        <w:sz w:val="28"/>
+                        <w:szCs w:val="28"/>
+                      </w:rPr>
+                      <w:t>.</w:t>
                     </w:r>
                     <w:r>
                       <w:rPr>
